--- a/mps-nivel-c/oficial/04_registros/AASP_Gerenciador/AASP01_Grupos-Usuarios/RAC-AASP01-001_Relatorio-de-Acompanhamento.docx
+++ b/mps-nivel-c/oficial/04_registros/AASP_Gerenciador/AASP01_Grupos-Usuarios/RAC-AASP01-001_Relatorio-de-Acompanhamento.docx
@@ -450,7 +450,7 @@
                 <w:i w:val="0"/>
                 <w:sz w:val="20"/>
               </w:rPr>
-              <w:t>Abraão (GP) · Cezar Hiraki (TL) — Timeware Brasil</w:t>
+              <w:t>Abraão Oliveira (GP) · Cézar Velázquez (TL) — Timeware Brasil</w:t>
             </w:r>
           </w:p>
         </w:tc>
@@ -506,7 +506,7 @@
                 <w:i w:val="0"/>
                 <w:sz w:val="20"/>
               </w:rPr>
-              <w:t>Renan Kiyoshi, Henry Komatsu, Mateus Veloso — Timeware Brasil</w:t>
+              <w:t>Renan Kioshi, Henry Komatsu, Mateus Veloso — Timeware Brasil</w:t>
             </w:r>
           </w:p>
         </w:tc>
@@ -4775,7 +4775,7 @@
                 <w:i w:val="0"/>
                 <w:sz w:val="20"/>
               </w:rPr>
-              <w:t>Encerramento: TAE (Testes de Aceite Final), LI (Lições Aprendidas), GQA (revisão de qualidade), homologação final em ambiente AASP</w:t>
+              <w:t>Encerramento: TAE (Termo de Encerramento e Aceite), LI (Lições Aprendidas), GQA (Registro de Verificação de GQA), homologação final em ambiente AASP</w:t>
             </w:r>
           </w:p>
         </w:tc>
@@ -6362,7 +6362,7 @@
                 <w:i w:val="0"/>
                 <w:sz w:val="20"/>
               </w:rPr>
-              <w:t>Abraão</w:t>
+              <w:t>Abraão Oliveira</w:t>
             </w:r>
           </w:p>
         </w:tc>
@@ -6468,7 +6468,7 @@
                 <w:i w:val="0"/>
                 <w:sz w:val="20"/>
               </w:rPr>
-              <w:t>Abraão</w:t>
+              <w:t>Abraão Oliveira</w:t>
             </w:r>
           </w:p>
         </w:tc>

--- a/mps-nivel-c/oficial/04_registros/AASP_Gerenciador/AASP01_Grupos-Usuarios/RAC-AASP01-001_Relatorio-de-Acompanhamento.docx
+++ b/mps-nivel-c/oficial/04_registros/AASP_Gerenciador/AASP01_Grupos-Usuarios/RAC-AASP01-001_Relatorio-de-Acompanhamento.docx
@@ -394,7 +394,7 @@
                 <w:i w:val="0"/>
                 <w:sz w:val="20"/>
               </w:rPr>
-              <w:t>Azure DevOps · komatsuhenry67/gerenciador-aasp/ms.auxo.gruposusuarios</w:t>
+              <w:t>GitLab · http://191.234.192.153/aasp/ms.auxo.usuarios</w:t>
             </w:r>
           </w:p>
         </w:tc>
@@ -1608,7 +1608,7 @@
                 <w:i w:val="0"/>
                 <w:sz w:val="20"/>
               </w:rPr>
-              <w:t>PRs #11 e #12 aprovados e mergeados; casos GRP-01 a GRP-05 aprovados</w:t>
+              <w:t>MRs !1 e !2 aprovados e mergeados; casos GRP-01 a GRP-05 aprovados</w:t>
             </w:r>
           </w:p>
         </w:tc>
@@ -1638,7 +1638,7 @@
                 <w:i w:val="0"/>
                 <w:sz w:val="20"/>
               </w:rPr>
-              <w:t>AG-21 — Permissões RBAC</w:t>
+              <w:t>AG-21 — Função do Usuário no Grupo</w:t>
             </w:r>
           </w:p>
         </w:tc>
@@ -1788,7 +1788,7 @@
                 <w:i w:val="0"/>
                 <w:sz w:val="20"/>
               </w:rPr>
-              <w:t>PR #13 aprovado; 8 testes unitários; casos PERM-01 e PERM-02 aprovados</w:t>
+              <w:t>MR !3 aprovado; 8 testes unitários; caso FUNC-01 aprovado</w:t>
             </w:r>
           </w:p>
         </w:tc>
@@ -1975,7 +1975,7 @@
                 <w:i w:val="0"/>
                 <w:sz w:val="20"/>
               </w:rPr>
-              <w:t>PRs #14 e #15 aprovados; casos VINC-01, VINC-02, VINC-03 aprovados</w:t>
+              <w:t>MRs !4 e !5 aprovados; casos VINC-01, VINC-02, VINC-03 aprovados</w:t>
             </w:r>
           </w:p>
         </w:tc>
@@ -3601,7 +3601,7 @@
                 <w:i w:val="0"/>
                 <w:sz w:val="20"/>
               </w:rPr>
-              <w:t>~70%</w:t>
+              <w:t>Não iniciado</w:t>
             </w:r>
           </w:p>
         </w:tc>
@@ -3627,7 +3627,7 @@
                 <w:i w:val="0"/>
                 <w:sz w:val="20"/>
               </w:rPr>
-              <w:t>Tabela AuditoriaGrupos criada e populada nas operações de CRUD; triggers de auditoria implementados e em revisão de code review</w:t>
+              <w:t>Planejado para a Sprint 2; auditoria ainda não implementada no código</w:t>
             </w:r>
           </w:p>
         </w:tc>
@@ -3653,7 +3653,7 @@
                 <w:i w:val="0"/>
                 <w:sz w:val="20"/>
               </w:rPr>
-              <w:t>Concluir revisão dos triggers; abrir PR; executar caso AUD-01</w:t>
+              <w:t>Implementar a trilha de auditoria; abrir MR; executar caso AUD-01</w:t>
             </w:r>
           </w:p>
         </w:tc>
@@ -3733,7 +3733,7 @@
                 <w:i w:val="0"/>
                 <w:sz w:val="20"/>
               </w:rPr>
-              <w:t>~40%</w:t>
+              <w:t>Não iniciado</w:t>
             </w:r>
           </w:p>
         </w:tc>
@@ -3758,7 +3758,7 @@
                 <w:i w:val="0"/>
                 <w:sz w:val="20"/>
               </w:rPr>
-              <w:t>Contrato de API definido e documentado; cliente HTTP implementado com timeout de 5 s e retry de 1 tentativa; testes de integração em construção</w:t>
+              <w:t>Planejado para a Sprint 2; integração ainda não implementada no código</w:t>
             </w:r>
           </w:p>
         </w:tc>
@@ -3783,7 +3783,7 @@
                 <w:i w:val="0"/>
                 <w:sz w:val="20"/>
               </w:rPr>
-              <w:t>Finalizar testes INT-01; validar cenários de falha e retry; abrir PR</w:t>
+              <w:t>Implementar a integração; abrir MR; executar caso INT-01</w:t>
             </w:r>
           </w:p>
         </w:tc>
@@ -4335,7 +4335,7 @@
           <w:i w:val="0"/>
           <w:sz w:val="22"/>
         </w:rPr>
-        <w:t>Com AG-23 em ~70% e AG-24 em ~40% na metade da sprint, a projeção é de conclusão dentro do prazo (20/06/2026), desde que os PRs sejam abertos e aprovados até 18/06/2026. Nenhuma ação corretiva foi necessária até o momento.</w:t>
+        <w:t>AG-23 e AG-24 ainda não foram iniciados no código na data de referência (15/06/2026); a implementação está prevista para o restante da Sprint 2, com aceite planejado para 20/06/2026.</w:t>
       </w:r>
     </w:p>
     <w:p>
@@ -4348,7 +4348,7 @@
         </w:pBdr>
       </w:pPr>
       <w:r>
-        <w:t>4. Sprints 3 e 4 — Status Planejado</w:t>
+        <w:t>4. Sprint 3 — Status Planejado</w:t>
       </w:r>
     </w:p>
     <w:tbl>
@@ -4617,7 +4617,7 @@
                 <w:i w:val="0"/>
                 <w:sz w:val="20"/>
               </w:rPr>
-              <w:t>AG-25 — Relatórios consolidados (RF-09 · GET /grupos/relatorio)</w:t>
+              <w:t>AG-25 — Relatório consolidado (RF-09)</w:t>
             </w:r>
           </w:p>
         </w:tc>
@@ -4696,161 +4696,6 @@
                 <w:sz w:val="20"/>
               </w:rPr>
               <w:t>Sem ajustes de escopo até o momento; depende de AG-23 e AG-24 concluídos</w:t>
-            </w:r>
-          </w:p>
-        </w:tc>
-      </w:tr>
-      <w:tr>
-        <w:trPr>
-          <w:cantSplit w:val="1"/>
-        </w:trPr>
-        <w:tc>
-          <w:tcPr>
-            <w:tcW w:type="dxa" w:w="1484"/>
-            <w:tcMar>
-              <w:top w:w="60" w:type="dxa"/>
-              <w:bottom w:w="60" w:type="dxa"/>
-              <w:left w:w="100" w:type="dxa"/>
-              <w:right w:w="100" w:type="dxa"/>
-            </w:tcMar>
-          </w:tcPr>
-          <w:p>
-            <w:pPr>
-              <w:spacing w:before="40" w:after="40"/>
-            </w:pPr>
-            <w:r>
-              <w:rPr>
-                <w:rFonts w:ascii="Calibri" w:hAnsi="Calibri"/>
-                <w:b w:val="0"/>
-                <w:i w:val="0"/>
-                <w:sz w:val="20"/>
-              </w:rPr>
-              <w:t>S4</w:t>
-            </w:r>
-          </w:p>
-        </w:tc>
-        <w:tc>
-          <w:tcPr>
-            <w:tcW w:type="dxa" w:w="1484"/>
-            <w:tcMar>
-              <w:top w:w="60" w:type="dxa"/>
-              <w:bottom w:w="60" w:type="dxa"/>
-              <w:left w:w="100" w:type="dxa"/>
-              <w:right w:w="100" w:type="dxa"/>
-            </w:tcMar>
-          </w:tcPr>
-          <w:p>
-            <w:pPr>
-              <w:spacing w:before="40" w:after="40"/>
-            </w:pPr>
-            <w:r>
-              <w:rPr>
-                <w:rFonts w:ascii="Calibri" w:hAnsi="Calibri"/>
-                <w:b w:val="0"/>
-                <w:i w:val="0"/>
-                <w:sz w:val="20"/>
-              </w:rPr>
-              <w:t>07/07–11/07/2026</w:t>
-            </w:r>
-          </w:p>
-        </w:tc>
-        <w:tc>
-          <w:tcPr>
-            <w:tcW w:type="dxa" w:w="1484"/>
-            <w:tcMar>
-              <w:top w:w="60" w:type="dxa"/>
-              <w:bottom w:w="60" w:type="dxa"/>
-              <w:left w:w="100" w:type="dxa"/>
-              <w:right w:w="100" w:type="dxa"/>
-            </w:tcMar>
-          </w:tcPr>
-          <w:p>
-            <w:pPr>
-              <w:spacing w:before="40" w:after="40"/>
-            </w:pPr>
-            <w:r>
-              <w:rPr>
-                <w:rFonts w:ascii="Calibri" w:hAnsi="Calibri"/>
-                <w:b w:val="0"/>
-                <w:i w:val="0"/>
-                <w:sz w:val="20"/>
-              </w:rPr>
-              <w:t>Encerramento: TAE (Testes de Aceite Final), LI (Lições Aprendidas), GQA (revisão de qualidade), homologação final em ambiente AASP</w:t>
-            </w:r>
-          </w:p>
-        </w:tc>
-        <w:tc>
-          <w:tcPr>
-            <w:tcW w:type="dxa" w:w="1484"/>
-            <w:tcMar>
-              <w:top w:w="60" w:type="dxa"/>
-              <w:bottom w:w="60" w:type="dxa"/>
-              <w:left w:w="100" w:type="dxa"/>
-              <w:right w:w="100" w:type="dxa"/>
-            </w:tcMar>
-          </w:tcPr>
-          <w:p>
-            <w:pPr>
-              <w:spacing w:before="40" w:after="40"/>
-            </w:pPr>
-            <w:r>
-              <w:rPr>
-                <w:rFonts w:ascii="Calibri" w:hAnsi="Calibri"/>
-                <w:b w:val="0"/>
-                <w:i w:val="0"/>
-                <w:sz w:val="20"/>
-              </w:rPr>
-              <w:t>8</w:t>
-            </w:r>
-          </w:p>
-        </w:tc>
-        <w:tc>
-          <w:tcPr>
-            <w:tcW w:type="dxa" w:w="1484"/>
-            <w:tcMar>
-              <w:top w:w="60" w:type="dxa"/>
-              <w:bottom w:w="60" w:type="dxa"/>
-              <w:left w:w="100" w:type="dxa"/>
-              <w:right w:w="100" w:type="dxa"/>
-            </w:tcMar>
-          </w:tcPr>
-          <w:p>
-            <w:pPr>
-              <w:spacing w:before="40" w:after="40"/>
-            </w:pPr>
-            <w:r>
-              <w:rPr>
-                <w:rFonts w:ascii="Calibri" w:hAnsi="Calibri"/>
-                <w:b w:val="0"/>
-                <w:i w:val="0"/>
-                <w:sz w:val="20"/>
-              </w:rPr>
-              <w:t>📅 Planejado</w:t>
-            </w:r>
-          </w:p>
-        </w:tc>
-        <w:tc>
-          <w:tcPr>
-            <w:tcW w:type="dxa" w:w="1484"/>
-            <w:tcMar>
-              <w:top w:w="60" w:type="dxa"/>
-              <w:bottom w:w="60" w:type="dxa"/>
-              <w:left w:w="100" w:type="dxa"/>
-              <w:right w:w="100" w:type="dxa"/>
-            </w:tcMar>
-          </w:tcPr>
-          <w:p>
-            <w:pPr>
-              <w:spacing w:before="40" w:after="40"/>
-            </w:pPr>
-            <w:r>
-              <w:rPr>
-                <w:rFonts w:ascii="Calibri" w:hAnsi="Calibri"/>
-                <w:b w:val="0"/>
-                <w:i w:val="0"/>
-                <w:sz w:val="20"/>
-              </w:rPr>
-              <w:t>Depende do aceite formal de S3 por Marcos Turnes; homologação conduzida por Leonardo Francisco Pereira</w:t>
             </w:r>
           </w:p>
         </w:tc>
@@ -6493,7 +6338,113 @@
                 <w:i w:val="0"/>
                 <w:sz w:val="20"/>
               </w:rPr>
-              <w:t>Atualização com status parcial de Sprint 2 (AG-23 ~70%, AG-24 ~40%), riscos ativos e métricas consolidadas</w:t>
+              <w:t>Atualização de status da Sprint 2 (AG-23 e AG-24 ainda não iniciados no código), riscos ativos e métricas</w:t>
+            </w:r>
+          </w:p>
+        </w:tc>
+      </w:tr>
+      <w:tr>
+        <w:trPr>
+          <w:cantSplit w:val="1"/>
+        </w:trPr>
+        <w:tc>
+          <w:tcPr>
+            <w:tcW w:type="dxa" w:w="2225"/>
+            <w:tcMar>
+              <w:top w:w="60" w:type="dxa"/>
+              <w:bottom w:w="60" w:type="dxa"/>
+              <w:left w:w="100" w:type="dxa"/>
+              <w:right w:w="100" w:type="dxa"/>
+            </w:tcMar>
+            <w:shd w:val="clear" w:color="auto" w:fill="F0F4F8"/>
+          </w:tcPr>
+          <w:p>
+            <w:pPr>
+              <w:spacing w:before="40" w:after="40"/>
+            </w:pPr>
+            <w:r>
+              <w:rPr>
+                <w:rFonts w:ascii="Calibri" w:hAnsi="Calibri"/>
+                <w:b/>
+                <w:i w:val="0"/>
+                <w:sz w:val="20"/>
+              </w:rPr>
+              <w:t>1.2</w:t>
+            </w:r>
+          </w:p>
+        </w:tc>
+        <w:tc>
+          <w:tcPr>
+            <w:tcW w:type="dxa" w:w="2225"/>
+            <w:tcMar>
+              <w:top w:w="60" w:type="dxa"/>
+              <w:bottom w:w="60" w:type="dxa"/>
+              <w:left w:w="100" w:type="dxa"/>
+              <w:right w:w="100" w:type="dxa"/>
+            </w:tcMar>
+          </w:tcPr>
+          <w:p>
+            <w:pPr>
+              <w:spacing w:before="40" w:after="40"/>
+            </w:pPr>
+            <w:r>
+              <w:rPr>
+                <w:rFonts w:ascii="Calibri" w:hAnsi="Calibri"/>
+                <w:b w:val="0"/>
+                <w:i w:val="0"/>
+                <w:sz w:val="20"/>
+              </w:rPr>
+              <w:t>15/06/2026</w:t>
+            </w:r>
+          </w:p>
+        </w:tc>
+        <w:tc>
+          <w:tcPr>
+            <w:tcW w:type="dxa" w:w="2225"/>
+            <w:tcMar>
+              <w:top w:w="60" w:type="dxa"/>
+              <w:bottom w:w="60" w:type="dxa"/>
+              <w:left w:w="100" w:type="dxa"/>
+              <w:right w:w="100" w:type="dxa"/>
+            </w:tcMar>
+          </w:tcPr>
+          <w:p>
+            <w:pPr>
+              <w:spacing w:before="40" w:after="40"/>
+            </w:pPr>
+            <w:r>
+              <w:rPr>
+                <w:rFonts w:ascii="Calibri" w:hAnsi="Calibri"/>
+                <w:b w:val="0"/>
+                <w:i w:val="0"/>
+                <w:sz w:val="20"/>
+              </w:rPr>
+              <w:t>Abraão</w:t>
+            </w:r>
+          </w:p>
+        </w:tc>
+        <w:tc>
+          <w:tcPr>
+            <w:tcW w:type="dxa" w:w="2225"/>
+            <w:tcMar>
+              <w:top w:w="60" w:type="dxa"/>
+              <w:bottom w:w="60" w:type="dxa"/>
+              <w:left w:w="100" w:type="dxa"/>
+              <w:right w:w="100" w:type="dxa"/>
+            </w:tcMar>
+          </w:tcPr>
+          <w:p>
+            <w:pPr>
+              <w:spacing w:before="40" w:after="40"/>
+            </w:pPr>
+            <w:r>
+              <w:rPr>
+                <w:rFonts w:ascii="Calibri" w:hAnsi="Calibri"/>
+                <w:b w:val="0"/>
+                <w:i w:val="0"/>
+                <w:sz w:val="20"/>
+              </w:rPr>
+              <w:t>Endpoints e escopo alinhados à API real (GerenciarGruposController); papel do usuário (Usuario/Administrador); três sprints</w:t>
             </w:r>
           </w:p>
         </w:tc>

--- a/mps-nivel-c/oficial/04_registros/AASP_Gerenciador/AASP01_Grupos-Usuarios/RAC-AASP01-001_Relatorio-de-Acompanhamento.docx
+++ b/mps-nivel-c/oficial/04_registros/AASP_Gerenciador/AASP01_Grupos-Usuarios/RAC-AASP01-001_Relatorio-de-Acompanhamento.docx
@@ -338,7 +338,7 @@
                 <w:i w:val="0"/>
                 <w:sz w:val="20"/>
               </w:rPr>
-              <w:t>ms.auxo.gruposusuarios</w:t>
+              <w:t>ms.auxo.usuarios</w:t>
             </w:r>
           </w:p>
         </w:tc>
@@ -618,7 +618,7 @@
                 <w:i w:val="0"/>
                 <w:sz w:val="20"/>
               </w:rPr>
-              <w:t>Leonardo Francisco Pereira — AASP</w:t>
+              <w:t>Caroline Sousa — AASP</w:t>
             </w:r>
           </w:p>
         </w:tc>
@@ -720,17 +720,8 @@
             </w:tcMar>
           </w:tcPr>
           <w:p>
-            <w:pPr>
-              <w:spacing w:before="40" w:after="40"/>
-            </w:pPr>
             <w:r>
-              <w:rPr>
-                <w:rFonts w:ascii="Calibri" w:hAnsi="Calibri"/>
-                <w:b w:val="0"/>
-                <w:i w:val="0"/>
-                <w:sz w:val="20"/>
-              </w:rPr>
-              <w:t>1.1</w:t>
+              <w:t>1.2</w:t>
             </w:r>
           </w:p>
         </w:tc>
@@ -4278,7 +4269,7 @@
                 <w:i w:val="0"/>
                 <w:sz w:val="20"/>
               </w:rPr>
-              <w:t>Aguardando confirmação de janela de testes por Leonardo Francisco Pereira (AASP)</w:t>
+              <w:t>Aguardando confirmação de janela de testes por Caroline Sousa (AASP)</w:t>
             </w:r>
           </w:p>
         </w:tc>
@@ -6449,6 +6440,48 @@
           </w:p>
         </w:tc>
       </w:tr>
+      <w:tr>
+        <w:tc>
+          <w:tcPr>
+            <w:tcW w:type="dxa" w:w="2225"/>
+          </w:tcPr>
+          <w:p>
+            <w:r>
+              <w:t>1.2</w:t>
+            </w:r>
+          </w:p>
+        </w:tc>
+        <w:tc>
+          <w:tcPr>
+            <w:tcW w:type="dxa" w:w="2225"/>
+          </w:tcPr>
+          <w:p>
+            <w:r>
+              <w:t>24/06/2026</w:t>
+            </w:r>
+          </w:p>
+        </w:tc>
+        <w:tc>
+          <w:tcPr>
+            <w:tcW w:type="dxa" w:w="2225"/>
+          </w:tcPr>
+          <w:p>
+            <w:r>
+              <w:t>Time de Melhoria Contínua</w:t>
+            </w:r>
+          </w:p>
+        </w:tc>
+        <w:tc>
+          <w:tcPr>
+            <w:tcW w:type="dxa" w:w="2225"/>
+          </w:tcPr>
+          <w:p>
+            <w:r>
+              <w:t>Reconciliação com o estado real do GitLab (produto/repositório ms.auxo.usuarios; framework net5.0 onde aplicável; entregas da Sprint 1 integradas em develop com baseline pela tag sprint-1-aceite).</w:t>
+            </w:r>
+          </w:p>
+        </w:tc>
+      </w:tr>
     </w:tbl>
     <w:p>
       <w:pPr>

--- a/mps-nivel-c/oficial/04_registros/AASP_Gerenciador/AASP01_Grupos-Usuarios/RAC-AASP01-001_Relatorio-de-Acompanhamento.docx
+++ b/mps-nivel-c/oficial/04_registros/AASP_Gerenciador/AASP01_Grupos-Usuarios/RAC-AASP01-001_Relatorio-de-Acompanhamento.docx
@@ -618,7 +618,7 @@
                 <w:i w:val="0"/>
                 <w:sz w:val="20"/>
               </w:rPr>
-              <w:t>Caroline Sousa — AASP</w:t>
+              <w:t>Leonardo Francisco Pereira — AASP</w:t>
             </w:r>
           </w:p>
         </w:tc>
@@ -1599,7 +1599,7 @@
                 <w:i w:val="0"/>
                 <w:sz w:val="20"/>
               </w:rPr>
-              <w:t>MRs !1 e !2 aprovados e mergeados; casos GRP-01 a GRP-05 aprovados</w:t>
+              <w:t>MRs !1 e !2 aprovados e mergeados; casos GRP-01 a GRP-07 aprovados</w:t>
             </w:r>
           </w:p>
         </w:tc>
@@ -1779,7 +1779,7 @@
                 <w:i w:val="0"/>
                 <w:sz w:val="20"/>
               </w:rPr>
-              <w:t>MR !3 aprovado; 8 testes unitários; caso FUNC-01 aprovado</w:t>
+              <w:t>MR !3 aprovado; caso FUNC-01 aprovado</w:t>
             </w:r>
           </w:p>
         </w:tc>
@@ -1966,7 +1966,7 @@
                 <w:i w:val="0"/>
                 <w:sz w:val="20"/>
               </w:rPr>
-              <w:t>MRs !4 e !5 aprovados; casos VINC-01, VINC-02, VINC-03 aprovados</w:t>
+              <w:t>MRs !4 e !5 aprovados; casos VINC-01, VINC-02 aprovados</w:t>
             </w:r>
           </w:p>
         </w:tc>
@@ -2457,7 +2457,7 @@
                 <w:i w:val="0"/>
                 <w:sz w:val="20"/>
               </w:rPr>
-              <w:t>Cobertura estimada de código</w:t>
+              <w:t>Cobertura de código (linha)</w:t>
             </w:r>
           </w:p>
         </w:tc>
@@ -2482,7 +2482,7 @@
                 <w:i w:val="0"/>
                 <w:sz w:val="20"/>
               </w:rPr>
-              <w:t>85%</w:t>
+              <w:t>68.4%</w:t>
             </w:r>
           </w:p>
         </w:tc>
@@ -2507,7 +2507,7 @@
                 <w:i w:val="0"/>
                 <w:sz w:val="20"/>
               </w:rPr>
-              <w:t>≥ 80%</w:t>
+              <w:t>≥ 60%</w:t>
             </w:r>
           </w:p>
         </w:tc>
@@ -4269,7 +4269,7 @@
                 <w:i w:val="0"/>
                 <w:sz w:val="20"/>
               </w:rPr>
-              <w:t>Aguardando confirmação de janela de testes por Caroline Sousa (AASP)</w:t>
+              <w:t>Aguardando confirmação de janela de testes por Leonardo Francisco Pereira (AASP)</w:t>
             </w:r>
           </w:p>
         </w:tc>
@@ -5345,7 +5345,7 @@
                 <w:i w:val="0"/>
                 <w:sz w:val="20"/>
               </w:rPr>
-              <w:t>85% (estimada — S1)</w:t>
+              <w:t>68.4% (estimada — S1)</w:t>
             </w:r>
           </w:p>
         </w:tc>
@@ -5370,7 +5370,7 @@
                 <w:i w:val="0"/>
                 <w:sz w:val="20"/>
               </w:rPr>
-              <w:t>≥ 80%</w:t>
+              <w:t>≥ 60%</w:t>
             </w:r>
           </w:p>
         </w:tc>
